--- a/vvdn/mosfets/superjunction-mosfet/README.docx
+++ b/vvdn/mosfets/superjunction-mosfet/README.docx
@@ -99,22 +99,7 @@
           <w:color w:val="282C34"/>
           <w:sz w:val="21"/>
         </w:rPr>
-        <w:t>) represents a revolutionary breakthrough in high-voltage (</w:t>
-      </w:r>
-      <w:r>
-        <w:rPr>
-          <w:i/>
-          <w:color w:val="145AA0"/>
-          <w:sz w:val="21"/>
-        </w:rPr>
-        <w:t>500\,V \dots 900\,V</w:t>
-      </w:r>
-      <w:r>
-        <w:rPr>
-          <w:color w:val="282C34"/>
-          <w:sz w:val="21"/>
-        </w:rPr>
-        <w:t xml:space="preserve">) Silicon power semiconductors. By leveraging the principle of </w:t>
+        <w:t xml:space="preserve">) represents a revolutionary breakthrough in high-voltage (500 V ... 900 V) Silicon power semiconductors. By leveraging the principle of </w:t>
       </w:r>
       <w:r>
         <w:rPr>
@@ -129,37 +114,7 @@
           <w:color w:val="282C34"/>
           <w:sz w:val="21"/>
         </w:rPr>
-        <w:t xml:space="preserve"> across alternating vertical p- and n-doped semiconductor columns, superjunction technology fundamentally shattered the theoretical "1D Silicon Limit," slashing specific on-resistance (</w:t>
-      </w:r>
-      <w:r>
-        <w:rPr>
-          <w:i/>
-          <w:color w:val="145AA0"/>
-          <w:sz w:val="21"/>
-        </w:rPr>
-        <w:t>R_{DS(on) × A</w:t>
-      </w:r>
-      <w:r>
-        <w:rPr>
-          <w:color w:val="282C34"/>
-          <w:sz w:val="21"/>
-        </w:rPr>
-        <w:t xml:space="preserve">) by up to </w:t>
-      </w:r>
-      <w:r>
-        <w:rPr>
-          <w:i/>
-          <w:color w:val="145AA0"/>
-          <w:sz w:val="21"/>
-        </w:rPr>
-        <w:t>80\%</w:t>
-      </w:r>
-      <w:r>
-        <w:rPr>
-          <w:color w:val="282C34"/>
-          <w:sz w:val="21"/>
-        </w:rPr>
-        <w:t>.</w:t>
+        <w:t xml:space="preserve"> across alternating vertical p- and n-doped semiconductor columns, superjunction technology fundamentally shattered the theoretical "1D Silicon Limit," slashing specific on-resistance (R_DS(on) * A) by up to 80\%.</w:t>
       </w:r>
     </w:p>
     <w:p>
@@ -192,52 +147,7 @@
           <w:color w:val="282C34"/>
           <w:sz w:val="21"/>
         </w:rPr>
-        <w:t>In conventional planar or VDMOS power transistors, blocking a high reverse breakdown voltage (</w:t>
-      </w:r>
-      <w:r>
-        <w:rPr>
-          <w:i/>
-          <w:color w:val="145AA0"/>
-          <w:sz w:val="21"/>
-        </w:rPr>
-        <w:t>V_{(BR)DSS</w:t>
-      </w:r>
-      <w:r>
-        <w:rPr>
-          <w:color w:val="282C34"/>
-          <w:sz w:val="21"/>
-        </w:rPr>
-        <w:t>) requires an epitaxial drift layer that is both physically thick (</w:t>
-      </w:r>
-      <w:r>
-        <w:rPr>
-          <w:i/>
-          <w:color w:val="145AA0"/>
-          <w:sz w:val="21"/>
-        </w:rPr>
-        <w:t>W_{drift</w:t>
-      </w:r>
-      <w:r>
-        <w:rPr>
-          <w:color w:val="282C34"/>
-          <w:sz w:val="21"/>
-        </w:rPr>
-        <w:t>) and lightly doped (</w:t>
-      </w:r>
-      <w:r>
-        <w:rPr>
-          <w:i/>
-          <w:color w:val="145AA0"/>
-          <w:sz w:val="21"/>
-        </w:rPr>
-        <w:t>N_D</w:t>
-      </w:r>
-      <w:r>
-        <w:rPr>
-          <w:color w:val="282C34"/>
-          <w:sz w:val="21"/>
-        </w:rPr>
-        <w:t>). The resulting electric field profile is triangular:</w:t>
+        <w:t>In conventional planar or VDMOS power transistors, blocking a high reverse breakdown voltage (V_(BR)DSS) requires an epitaxial drift layer that is both physically thick (W_drift) and lightly doped (N_D). The resulting electric field profile is triangular:</w:t>
       </w:r>
     </w:p>
     <w:tbl>
@@ -335,32 +245,50 @@
         <w:t>:</w:t>
       </w:r>
     </w:p>
-    <w:p>
-      <w:pPr>
-        <w:spacing w:after="80"/>
-      </w:pPr>
-      <w:r>
-        <w:rPr>
-          <w:i/>
-          <w:color w:val="145AA0"/>
-          <w:sz w:val="21"/>
-        </w:rPr>
-      </w:r>
-      <w:r>
-        <w:rPr>
-          <w:color w:val="282C34"/>
-          <w:sz w:val="21"/>
-        </w:rPr>
-        <w:t>R_{DS(on)} \times A \approx 5.93 \times 10^{-9} \cdot (V_{(BR)DSS})^{2.5} \quad [\Omega \cdot \text{cm}^2]</w:t>
-      </w:r>
-      <w:r>
-        <w:rPr>
-          <w:i/>
-          <w:color w:val="145AA0"/>
-          <w:sz w:val="21"/>
-        </w:rPr>
-      </w:r>
-    </w:p>
+    <w:tbl>
+      <w:tblPr>
+        <w:tblW w:type="auto" w:w="0"/>
+        <w:jc w:val="center"/>
+        <w:tblLook w:firstColumn="1" w:firstRow="1" w:lastColumn="0" w:lastRow="0" w:noHBand="0" w:noVBand="1" w:val="04A0"/>
+      </w:tblPr>
+      <w:tblGrid>
+        <w:gridCol w:w="9792"/>
+      </w:tblGrid>
+      <w:tr>
+        <w:tc>
+          <w:tcPr>
+            <w:tcW w:type="dxa" w:w="9792"/>
+            <w:shd w:fill="F5F6F8"/>
+            <w:tcMar>
+              <w:top w:w="80" w:type="dxa"/>
+              <w:bottom w:w="80" w:type="dxa"/>
+              <w:left w:w="140" w:type="dxa"/>
+              <w:right w:w="140" w:type="dxa"/>
+            </w:tcMar>
+            <w:tcBorders>
+              <w:left w:val="single" w:sz="18" w:space="0" w:color="CBD5E0"/>
+              <w:top w:val="none"/>
+              <w:right w:val="none"/>
+              <w:bottom w:val="none"/>
+            </w:tcBorders>
+          </w:tcPr>
+          <w:p>
+            <w:pPr>
+              <w:spacing w:line="240" w:lineRule="auto" w:after="0"/>
+            </w:pPr>
+            <w:r>
+              <w:rPr>
+                <w:rFonts w:ascii="Consolas" w:hAnsi="Consolas"/>
+                <w:color w:val="2D3748"/>
+                <w:sz w:val="18"/>
+              </w:rPr>
+              <w:t>R_DS(on) * A ≈ 5.93 * 10^-9 * (V_(BR)DSS)^2.5 [Ω * cm^2]</w:t>
+            </w:r>
+          </w:p>
+        </w:tc>
+      </w:tr>
+    </w:tbl>
+    <w:p/>
     <w:p>
       <w:pPr>
         <w:spacing w:after="80"/>
@@ -370,22 +298,7 @@
           <w:color w:val="282C34"/>
           <w:sz w:val="21"/>
         </w:rPr>
-        <w:t xml:space="preserve">At </w:t>
-      </w:r>
-      <w:r>
-        <w:rPr>
-          <w:i/>
-          <w:color w:val="145AA0"/>
-          <w:sz w:val="21"/>
-        </w:rPr>
-        <w:t>600\,V</w:t>
-      </w:r>
-      <w:r>
-        <w:rPr>
-          <w:color w:val="282C34"/>
-          <w:sz w:val="21"/>
-        </w:rPr>
-        <w:t>, this power law dictates that Silicon chips had to become enormous and costly, with crippling gate charge and output capacitance.</w:t>
+        <w:t>At 600 V, this power law dictates that Silicon chips had to become enormous and costly, with crippling gate charge and output capacitance.</w:t>
       </w:r>
     </w:p>
     <w:p>
@@ -410,32 +323,50 @@
         <w:t>:</w:t>
       </w:r>
     </w:p>
-    <w:p>
-      <w:pPr>
-        <w:spacing w:after="80"/>
-      </w:pPr>
-      <w:r>
-        <w:rPr>
-          <w:i/>
-          <w:color w:val="145AA0"/>
-          <w:sz w:val="21"/>
-        </w:rPr>
-      </w:r>
-      <w:r>
-        <w:rPr>
-          <w:color w:val="282C34"/>
-          <w:sz w:val="21"/>
-        </w:rPr>
-        <w:t>R_{DS(on)} \times A \propto (V_{(BR)DSS})^{1.0 \dots 1.32}</w:t>
-      </w:r>
-      <w:r>
-        <w:rPr>
-          <w:i/>
-          <w:color w:val="145AA0"/>
-          <w:sz w:val="21"/>
-        </w:rPr>
-      </w:r>
-    </w:p>
+    <w:tbl>
+      <w:tblPr>
+        <w:tblW w:type="auto" w:w="0"/>
+        <w:jc w:val="center"/>
+        <w:tblLook w:firstColumn="1" w:firstRow="1" w:lastColumn="0" w:lastRow="0" w:noHBand="0" w:noVBand="1" w:val="04A0"/>
+      </w:tblPr>
+      <w:tblGrid>
+        <w:gridCol w:w="9792"/>
+      </w:tblGrid>
+      <w:tr>
+        <w:tc>
+          <w:tcPr>
+            <w:tcW w:type="dxa" w:w="9792"/>
+            <w:shd w:fill="F5F6F8"/>
+            <w:tcMar>
+              <w:top w:w="80" w:type="dxa"/>
+              <w:bottom w:w="80" w:type="dxa"/>
+              <w:left w:w="140" w:type="dxa"/>
+              <w:right w:w="140" w:type="dxa"/>
+            </w:tcMar>
+            <w:tcBorders>
+              <w:left w:val="single" w:sz="18" w:space="0" w:color="CBD5E0"/>
+              <w:top w:val="none"/>
+              <w:right w:val="none"/>
+              <w:bottom w:val="none"/>
+            </w:tcBorders>
+          </w:tcPr>
+          <w:p>
+            <w:pPr>
+              <w:spacing w:line="240" w:lineRule="auto" w:after="0"/>
+            </w:pPr>
+            <w:r>
+              <w:rPr>
+                <w:rFonts w:ascii="Consolas" w:hAnsi="Consolas"/>
+                <w:color w:val="2D3748"/>
+                <w:sz w:val="18"/>
+              </w:rPr>
+              <w:t>R_DS(on) * A proportional to (V_(BR)DSS)^1.0 ... 1.32</w:t>
+            </w:r>
+          </w:p>
+        </w:tc>
+      </w:tr>
+    </w:tbl>
+    <w:p/>
     <w:p>
       <w:pPr>
         <w:spacing w:after="80"/>
@@ -448,32 +379,50 @@
         <w:t>By balancing charges precisely:</w:t>
       </w:r>
     </w:p>
-    <w:p>
-      <w:pPr>
-        <w:spacing w:after="80"/>
-      </w:pPr>
-      <w:r>
-        <w:rPr>
-          <w:i/>
-          <w:color w:val="145AA0"/>
-          <w:sz w:val="21"/>
-        </w:rPr>
-      </w:r>
-      <w:r>
-        <w:rPr>
-          <w:color w:val="282C34"/>
-          <w:sz w:val="21"/>
-        </w:rPr>
-        <w:t>N_A \cdot W_p = N_D \cdot W_n</w:t>
-      </w:r>
-      <w:r>
-        <w:rPr>
-          <w:i/>
-          <w:color w:val="145AA0"/>
-          <w:sz w:val="21"/>
-        </w:rPr>
-      </w:r>
-    </w:p>
+    <w:tbl>
+      <w:tblPr>
+        <w:tblW w:type="auto" w:w="0"/>
+        <w:jc w:val="center"/>
+        <w:tblLook w:firstColumn="1" w:firstRow="1" w:lastColumn="0" w:lastRow="0" w:noHBand="0" w:noVBand="1" w:val="04A0"/>
+      </w:tblPr>
+      <w:tblGrid>
+        <w:gridCol w:w="9792"/>
+      </w:tblGrid>
+      <w:tr>
+        <w:tc>
+          <w:tcPr>
+            <w:tcW w:type="dxa" w:w="9792"/>
+            <w:shd w:fill="F5F6F8"/>
+            <w:tcMar>
+              <w:top w:w="80" w:type="dxa"/>
+              <w:bottom w:w="80" w:type="dxa"/>
+              <w:left w:w="140" w:type="dxa"/>
+              <w:right w:w="140" w:type="dxa"/>
+            </w:tcMar>
+            <w:tcBorders>
+              <w:left w:val="single" w:sz="18" w:space="0" w:color="CBD5E0"/>
+              <w:top w:val="none"/>
+              <w:right w:val="none"/>
+              <w:bottom w:val="none"/>
+            </w:tcBorders>
+          </w:tcPr>
+          <w:p>
+            <w:pPr>
+              <w:spacing w:line="240" w:lineRule="auto" w:after="0"/>
+            </w:pPr>
+            <w:r>
+              <w:rPr>
+                <w:rFonts w:ascii="Consolas" w:hAnsi="Consolas"/>
+                <w:color w:val="2D3748"/>
+                <w:sz w:val="18"/>
+              </w:rPr>
+              <w:t>N_A * W_p = N_D * W_n</w:t>
+            </w:r>
+          </w:p>
+        </w:tc>
+      </w:tr>
+    </w:tbl>
+    <w:p/>
     <w:p>
       <w:pPr>
         <w:spacing w:after="80"/>
@@ -483,22 +432,7 @@
           <w:color w:val="282C34"/>
           <w:sz w:val="21"/>
         </w:rPr>
-        <w:t>When reverse voltage is applied across the Drain, the horizontal electric field between adjacent p- and n-columns completely sweeps away mobile carriers at very low voltage (</w:t>
-      </w:r>
-      <w:r>
-        <w:rPr>
-          <w:i/>
-          <w:color w:val="145AA0"/>
-          <w:sz w:val="21"/>
-        </w:rPr>
-        <w:t>V_{DS \approx 50\,V</w:t>
-      </w:r>
-      <w:r>
-        <w:rPr>
-          <w:color w:val="282C34"/>
-          <w:sz w:val="21"/>
-        </w:rPr>
-        <w:t xml:space="preserve">). The entire drift region becomes fully depleted, creating a </w:t>
+        <w:t xml:space="preserve">When reverse voltage is applied across the Drain, the horizontal electric field between adjacent p- and n-columns completely sweeps away mobile carriers at very low voltage (V_DS ≈ 50 V). The entire drift region becomes fully depleted, creating a </w:t>
       </w:r>
       <w:r>
         <w:rPr>
@@ -527,22 +461,7 @@
           <w:color w:val="282C34"/>
           <w:sz w:val="21"/>
         </w:rPr>
-        <w:t xml:space="preserve">Because the field is rectangular rather than triangular, the drift region thickness can be halved, and the </w:t>
-      </w:r>
-      <w:r>
-        <w:rPr>
-          <w:i/>
-          <w:color w:val="145AA0"/>
-          <w:sz w:val="21"/>
-        </w:rPr>
-        <w:t>n</w:t>
-      </w:r>
-      <w:r>
-        <w:rPr>
-          <w:color w:val="282C34"/>
-          <w:sz w:val="21"/>
-        </w:rPr>
-        <w:t xml:space="preserve">-columns can be doped </w:t>
+        <w:t xml:space="preserve">Because the field is rectangular rather than triangular, the drift region thickness can be halved, and the n-columns can be doped </w:t>
       </w:r>
       <w:r>
         <w:rPr>
@@ -578,33 +497,7 @@
           <w:color w:val="184C78"/>
           <w:sz w:val="28"/>
         </w:rPr>
-        <w:t xml:space="preserve">2. Dynamic Switching Behavior: Non-Linear </w:t>
-      </w:r>
-      <w:r>
-        <w:rPr>
-          <w:b/>
-          <w:i/>
-          <w:color w:val="145AA0"/>
-          <w:sz w:val="28"/>
-        </w:rPr>
-        <w:t>C_{oss</w:t>
-      </w:r>
-      <w:r>
-        <w:rPr>
-          <w:b/>
-          <w:color w:val="184C78"/>
-          <w:sz w:val="28"/>
-        </w:rPr>
-        <w:t xml:space="preserve"> &amp; Extreme </w:t>
-      </w:r>
-      <w:r>
-        <w:rPr>
-          <w:b/>
-          <w:i/>
-          <w:color w:val="145AA0"/>
-          <w:sz w:val="28"/>
-        </w:rPr>
-        <w:t>dv/dt</w:t>
+        <w:t>2. Dynamic Switching Behavior: Non-Linear C_oss &amp; Extreme dv/dt</w:t>
       </w:r>
     </w:p>
     <w:p>
@@ -616,22 +509,7 @@
           <w:color w:val="282C34"/>
           <w:sz w:val="21"/>
         </w:rPr>
-        <w:t>The deep column depletion creates a unique electrical signature: a massively non-linear output capacitance (</w:t>
-      </w:r>
-      <w:r>
-        <w:rPr>
-          <w:i/>
-          <w:color w:val="145AA0"/>
-          <w:sz w:val="21"/>
-        </w:rPr>
-        <w:t>C_{oss</w:t>
-      </w:r>
-      <w:r>
-        <w:rPr>
-          <w:color w:val="282C34"/>
-          <w:sz w:val="21"/>
-        </w:rPr>
-        <w:t>):</w:t>
+        <w:t>The deep column depletion creates a unique electrical signature: a massively non-linear output capacitance (C_oss):</w:t>
       </w:r>
     </w:p>
     <w:tbl>
@@ -723,7 +601,7 @@
           <w:color w:val="282C34"/>
           <w:sz w:val="21"/>
         </w:rPr>
-        <w:t>Ultra-Fast Voltage Slewing ($dv/dt &gt; 50\,\text{V/ns}$ to $100\,\text{V/ns}$)</w:t>
+        <w:t>Ultra-Fast Voltage Slewing (dv/dt &gt; 50 V/ns to 100 V/ns)</w:t>
       </w:r>
       <w:r>
         <w:rPr>
@@ -742,22 +620,7 @@
           <w:color w:val="282C34"/>
           <w:sz w:val="21"/>
         </w:rPr>
-        <w:t xml:space="preserve">Because </w:t>
-      </w:r>
-      <w:r>
-        <w:rPr>
-          <w:i/>
-          <w:color w:val="145AA0"/>
-          <w:sz w:val="21"/>
-        </w:rPr>
-        <w:t>C_{oss</w:t>
-      </w:r>
-      <w:r>
-        <w:rPr>
-          <w:color w:val="282C34"/>
-          <w:sz w:val="21"/>
-        </w:rPr>
-        <w:t xml:space="preserve"> collapses to mere picofarads at high voltage, the drain node snaps upward with ferocious speed during turn-off.</w:t>
+        <w:t>Because C_oss collapses to mere picofarads at high voltage, the drain node snaps upward with ferocious speed during turn-off.</w:t>
       </w:r>
     </w:p>
     <w:p>
@@ -791,52 +654,7 @@
           <w:color w:val="282C34"/>
           <w:sz w:val="21"/>
         </w:rPr>
-        <w:t xml:space="preserve">This rapid </w:t>
-      </w:r>
-      <w:r>
-        <w:rPr>
-          <w:i/>
-          <w:color w:val="145AA0"/>
-          <w:sz w:val="21"/>
-        </w:rPr>
-        <w:t>dv/dt</w:t>
-      </w:r>
-      <w:r>
-        <w:rPr>
-          <w:color w:val="282C34"/>
-          <w:sz w:val="21"/>
-        </w:rPr>
-        <w:t xml:space="preserve"> interacts with trace and bondwire parasitic inductances (</w:t>
-      </w:r>
-      <w:r>
-        <w:rPr>
-          <w:i/>
-          <w:color w:val="145AA0"/>
-          <w:sz w:val="21"/>
-        </w:rPr>
-        <w:t>L_{source, L_{gate</w:t>
-      </w:r>
-      <w:r>
-        <w:rPr>
-          <w:color w:val="282C34"/>
-          <w:sz w:val="21"/>
-        </w:rPr>
-        <w:t>), generating high-frequency ringing (</w:t>
-      </w:r>
-      <w:r>
-        <w:rPr>
-          <w:i/>
-          <w:color w:val="145AA0"/>
-          <w:sz w:val="21"/>
-        </w:rPr>
-        <w:t>50\,MHz - 200\,MHz</w:t>
-      </w:r>
-      <w:r>
-        <w:rPr>
-          <w:color w:val="282C34"/>
-          <w:sz w:val="21"/>
-        </w:rPr>
-        <w:t>) and electromagnetic interference (EMI).</w:t>
+        <w:t>This rapid dv/dt interacts with trace and bondwire parasitic inductances (L_source, L_gate), generating high-frequency ringing (50 MHz - 200 MHz) and electromagnetic interference (EMI).</w:t>
       </w:r>
     </w:p>
     <w:p>
@@ -880,22 +698,7 @@
           <w:color w:val="282C34"/>
           <w:sz w:val="21"/>
         </w:rPr>
-        <w:t xml:space="preserve">: Use 4-pin packages (e.g. TO-247-4 or PG-HDSOP) where the gate driver return has an independent source connection that bypasses high load </w:t>
-      </w:r>
-      <w:r>
-        <w:rPr>
-          <w:i/>
-          <w:color w:val="145AA0"/>
-          <w:sz w:val="21"/>
-        </w:rPr>
-        <w:t>di/dt</w:t>
-      </w:r>
-      <w:r>
-        <w:rPr>
-          <w:color w:val="282C34"/>
-          <w:sz w:val="21"/>
-        </w:rPr>
-        <w:t>.</w:t>
+        <w:t>: Use 4-pin packages (e.g. TO-247-4 or PG-HDSOP) where the gate driver return has an independent source connection that bypasses high load di/dt.</w:t>
       </w:r>
     </w:p>
     <w:p>
@@ -917,37 +720,7 @@
           <w:color w:val="282C34"/>
           <w:sz w:val="21"/>
         </w:rPr>
-        <w:t xml:space="preserve">: Place an SMD ferrite bead (impedance </w:t>
-      </w:r>
-      <w:r>
-        <w:rPr>
-          <w:i/>
-          <w:color w:val="145AA0"/>
-          <w:sz w:val="21"/>
-        </w:rPr>
-        <w:t>30\,\Omega - 60\,\Omega</w:t>
-      </w:r>
-      <w:r>
-        <w:rPr>
-          <w:color w:val="282C34"/>
-          <w:sz w:val="21"/>
-        </w:rPr>
-        <w:t xml:space="preserve"> at </w:t>
-      </w:r>
-      <w:r>
-        <w:rPr>
-          <w:i/>
-          <w:color w:val="145AA0"/>
-          <w:sz w:val="21"/>
-        </w:rPr>
-        <w:t>100\,MHz</w:t>
-      </w:r>
-      <w:r>
-        <w:rPr>
-          <w:color w:val="282C34"/>
-          <w:sz w:val="21"/>
-        </w:rPr>
-        <w:t>) directly adjacent to the gate pin.</w:t>
+        <w:t>: Place an SMD ferrite bead (impedance 30 Ω - 60 Ω at 100 MHz) directly adjacent to the gate pin.</w:t>
       </w:r>
     </w:p>
     <w:p>
@@ -962,29 +735,14 @@
           <w:color w:val="282C34"/>
           <w:sz w:val="21"/>
         </w:rPr>
-        <w:t>Tuned Turn-On Gate Resistor ($R_{G,on}$)</w:t>
+        <w:t>Tuned Turn-On Gate Resistor (R_G,on)</w:t>
       </w:r>
       <w:r>
         <w:rPr>
           <w:color w:val="282C34"/>
           <w:sz w:val="21"/>
         </w:rPr>
-        <w:t xml:space="preserve">: Avoid making </w:t>
-      </w:r>
-      <w:r>
-        <w:rPr>
-          <w:i/>
-          <w:color w:val="145AA0"/>
-          <w:sz w:val="21"/>
-        </w:rPr>
-        <w:t>R_G</w:t>
-      </w:r>
-      <w:r>
-        <w:rPr>
-          <w:color w:val="282C34"/>
-          <w:sz w:val="21"/>
-        </w:rPr>
-        <w:t xml:space="preserve"> overly small; damp the turn-on transition to control peak diode recovery current.</w:t>
+        <w:t>: Avoid making R_G overly small; damp the turn-on transition to control peak diode recovery current.</w:t>
       </w:r>
     </w:p>
     <w:p>
@@ -1241,11 +999,10 @@
             <w:r>
               <w:rPr>
                 <w:b/>
-                <w:i/>
-                <w:color w:val="145AA0"/>
+                <w:color w:val="FFFFFF"/>
                 <w:sz w:val="19"/>
               </w:rPr>
-              <w:t>V_{DS(max)</w:t>
+              <w:t>V_DS(max)</w:t>
             </w:r>
           </w:p>
         </w:tc>
@@ -1268,11 +1025,10 @@
             <w:r>
               <w:rPr>
                 <w:b/>
-                <w:i/>
-                <w:color w:val="145AA0"/>
+                <w:color w:val="FFFFFF"/>
                 <w:sz w:val="19"/>
               </w:rPr>
-              <w:t>I_{D(max)</w:t>
+              <w:t>I_D(max)</w:t>
             </w:r>
           </w:p>
         </w:tc>
@@ -1295,11 +1051,10 @@
             <w:r>
               <w:rPr>
                 <w:b/>
-                <w:i/>
-                <w:color w:val="145AA0"/>
+                <w:color w:val="FFFFFF"/>
                 <w:sz w:val="19"/>
               </w:rPr>
-              <w:t>R_{DS(on)</w:t>
+              <w:t>R_DS(on)</w:t>
             </w:r>
           </w:p>
         </w:tc>
@@ -1447,11 +1202,10 @@
             </w:pPr>
             <w:r>
               <w:rPr>
-                <w:i/>
-                <w:color w:val="145AA0"/>
+                <w:color w:val="282C34"/>
                 <w:sz w:val="18"/>
               </w:rPr>
-              <w:t>650\,V</w:t>
+              <w:t>650 V</w:t>
             </w:r>
           </w:p>
         </w:tc>
@@ -1472,11 +1226,10 @@
             </w:pPr>
             <w:r>
               <w:rPr>
-                <w:i/>
-                <w:color w:val="145AA0"/>
+                <w:color w:val="282C34"/>
                 <w:sz w:val="18"/>
               </w:rPr>
-              <w:t>31\,A</w:t>
+              <w:t>31 A</w:t>
             </w:r>
           </w:p>
         </w:tc>
@@ -1497,11 +1250,10 @@
             </w:pPr>
             <w:r>
               <w:rPr>
-                <w:i/>
-                <w:color w:val="145AA0"/>
+                <w:color w:val="282C34"/>
                 <w:sz w:val="18"/>
               </w:rPr>
-              <w:t>99\,m\Omega</w:t>
+              <w:t>99 mΩ</w:t>
             </w:r>
           </w:p>
         </w:tc>
@@ -1649,11 +1401,10 @@
             </w:pPr>
             <w:r>
               <w:rPr>
-                <w:i/>
-                <w:color w:val="145AA0"/>
+                <w:color w:val="282C34"/>
                 <w:sz w:val="18"/>
               </w:rPr>
-              <w:t>600\,V</w:t>
+              <w:t>600 V</w:t>
             </w:r>
           </w:p>
         </w:tc>
@@ -1675,11 +1426,10 @@
             </w:pPr>
             <w:r>
               <w:rPr>
-                <w:i/>
-                <w:color w:val="145AA0"/>
+                <w:color w:val="282C34"/>
                 <w:sz w:val="18"/>
               </w:rPr>
-              <w:t>50\,A</w:t>
+              <w:t>50 A</w:t>
             </w:r>
           </w:p>
         </w:tc>
@@ -1701,11 +1451,10 @@
             </w:pPr>
             <w:r>
               <w:rPr>
-                <w:i/>
-                <w:color w:val="145AA0"/>
+                <w:color w:val="282C34"/>
                 <w:sz w:val="18"/>
               </w:rPr>
-              <w:t>45\,m\Omega</w:t>
+              <w:t>45 mΩ</w:t>
             </w:r>
           </w:p>
         </w:tc>
@@ -1851,11 +1600,10 @@
             </w:pPr>
             <w:r>
               <w:rPr>
-                <w:i/>
-                <w:color w:val="145AA0"/>
+                <w:color w:val="282C34"/>
                 <w:sz w:val="18"/>
               </w:rPr>
-              <w:t>600\,V</w:t>
+              <w:t>600 V</w:t>
             </w:r>
           </w:p>
         </w:tc>
@@ -1876,11 +1624,10 @@
             </w:pPr>
             <w:r>
               <w:rPr>
-                <w:i/>
-                <w:color w:val="145AA0"/>
+                <w:color w:val="282C34"/>
                 <w:sz w:val="18"/>
               </w:rPr>
-              <w:t>42\,A</w:t>
+              <w:t>42 A</w:t>
             </w:r>
           </w:p>
         </w:tc>
@@ -1901,11 +1648,10 @@
             </w:pPr>
             <w:r>
               <w:rPr>
-                <w:i/>
-                <w:color w:val="145AA0"/>
+                <w:color w:val="282C34"/>
                 <w:sz w:val="18"/>
               </w:rPr>
-              <w:t>76\,m\Omega</w:t>
+              <w:t>76 mΩ</w:t>
             </w:r>
           </w:p>
         </w:tc>
@@ -2053,11 +1799,10 @@
             </w:pPr>
             <w:r>
               <w:rPr>
-                <w:i/>
-                <w:color w:val="145AA0"/>
+                <w:color w:val="282C34"/>
                 <w:sz w:val="18"/>
               </w:rPr>
-              <w:t>600\,V</w:t>
+              <w:t>600 V</w:t>
             </w:r>
           </w:p>
         </w:tc>
@@ -2079,11 +1824,10 @@
             </w:pPr>
             <w:r>
               <w:rPr>
-                <w:i/>
-                <w:color w:val="145AA0"/>
+                <w:color w:val="282C34"/>
                 <w:sz w:val="18"/>
               </w:rPr>
-              <w:t>20\,A</w:t>
+              <w:t>20 A</w:t>
             </w:r>
           </w:p>
         </w:tc>
@@ -2105,11 +1849,10 @@
             </w:pPr>
             <w:r>
               <w:rPr>
-                <w:i/>
-                <w:color w:val="145AA0"/>
+                <w:color w:val="282C34"/>
                 <w:sz w:val="18"/>
               </w:rPr>
-              <w:t>165\,m\Omega</w:t>
+              <w:t>165 mΩ</w:t>
             </w:r>
           </w:p>
         </w:tc>
